--- a/public/Klyde_Joseph_Yabo_Resume.docx
+++ b/public/Klyde_Joseph_Yabo_Resume.docx
@@ -34,7 +34,7 @@
         </w:rPr>
         <w:t xml:space="preserve">klydejosephy@gmail.com   |   +63 945 592 7782   |   </w:t>
       </w:r>
-      <w:hyperlink w:history="1" r:id="rIdcfj54htug0snvo_xggknt">
+      <w:hyperlink w:history="1" r:id="rIdzr8cpof0jl_jrbbcbn3fa">
         <w:r>
           <w:rPr>
             <w:rFonts w:ascii="Calibri" w:cs="Calibri" w:eastAsia="Calibri" w:hAnsi="Calibri"/>
@@ -55,7 +55,7 @@
         </w:rPr>
         <w:t xml:space="preserve">   |   </w:t>
       </w:r>
-      <w:hyperlink w:history="1" r:id="rIdx46jgxpucjk7veatfvd8f">
+      <w:hyperlink w:history="1" r:id="rIdcshejqiorp5_t_2wkyzdw">
         <w:r>
           <w:rPr>
             <w:rFonts w:ascii="Calibri" w:cs="Calibri" w:eastAsia="Calibri" w:hAnsi="Calibri"/>
@@ -64,7 +64,7 @@
             <w:szCs w:val="18"/>
             <w:u w:val="single"/>
           </w:rPr>
-          <w:t xml:space="preserve">yabopersonalportfolio.vercel.app</w:t>
+          <w:t xml:space="preserve">klydeyabo.vercel.app</w:t>
         </w:r>
       </w:hyperlink>
       <w:r>
@@ -131,7 +131,7 @@
                 <w:sz w:val="20"/>
                 <w:szCs w:val="20"/>
               </w:rPr>
-              <w:t xml:space="preserve">Software Automation Developer specializing in Python, JavaScript, REST APIs, Playwright, WebSockets, and broadcast automation. Experienced in building real-time monitoring systems, AI-powered dashboards, workflow automation tools, and custom control systems for live broadcast environments. Passionate about automation, software engineering, and solving complex operational problems.</w:t>
+              <w:t xml:space="preserve">Information Technology professional specializing in software development, automation, and broadcast systems. Experienced in Python, JavaScript, REST APIs, Playwright, and WebSockets, with hands-on experience building real-time monitoring systems, AI-powered dashboards, workflow automation tools, and custom control systems. Focused on using technology to solve real-world problems, improve workflows, and build reliable solutions for production environments.</w:t>
             </w:r>
           </w:p>
           <w:p>

--- a/public/Klyde_Joseph_Yabo_Resume.docx
+++ b/public/Klyde_Joseph_Yabo_Resume.docx
@@ -34,7 +34,7 @@
         </w:rPr>
         <w:t xml:space="preserve">klydejosephy@gmail.com   |   +63 945 592 7782   |   </w:t>
       </w:r>
-      <w:hyperlink w:history="1" r:id="rIdzr8cpof0jl_jrbbcbn3fa">
+      <w:hyperlink w:history="1" r:id="rIdtiu3bewbppxah2oq6eggp">
         <w:r>
           <w:rPr>
             <w:rFonts w:ascii="Calibri" w:cs="Calibri" w:eastAsia="Calibri" w:hAnsi="Calibri"/>
@@ -55,7 +55,7 @@
         </w:rPr>
         <w:t xml:space="preserve">   |   </w:t>
       </w:r>
-      <w:hyperlink w:history="1" r:id="rIdcshejqiorp5_t_2wkyzdw">
+      <w:hyperlink w:history="1" r:id="rIdyv1xfjrhmcdt85onatsm_">
         <w:r>
           <w:rPr>
             <w:rFonts w:ascii="Calibri" w:cs="Calibri" w:eastAsia="Calibri" w:hAnsi="Calibri"/>
@@ -449,6 +449,25 @@
                 <w:sz w:val="20"/>
                 <w:szCs w:val="20"/>
               </w:rPr>
+              <w:t xml:space="preserve">Developed and maintained an automated OBS Studio broadcast production system for managing cameras, graphics, audio, media playback, scene switching, and live broadcast layouts. Implemented automation scripts and keyboard shortcuts to streamline broadcast operations and reduce repetitive production tasks.</w:t>
+            </w:r>
+          </w:p>
+          <w:p>
+            <w:pPr>
+              <w:pStyle w:val="ListParagraph"/>
+              <w:numPr>
+                <w:ilvl w:val="0"/>
+                <w:numId w:val="1"/>
+              </w:numPr>
+              <w:spacing w:after="40"/>
+            </w:pPr>
+            <w:r>
+              <w:rPr>
+                <w:rFonts w:ascii="Calibri" w:cs="Calibri" w:eastAsia="Calibri" w:hAnsi="Calibri"/>
+                <w:color w:val="222222"/>
+                <w:sz w:val="20"/>
+                <w:szCs w:val="20"/>
+              </w:rPr>
               <w:t xml:space="preserve">Developed OBS automation tools (Media Automator &amp; OBS Scene Autosort) that reduced repetitive production setup time by approximately 70% and improved workflow consistency during live broadcasts.</w:t>
             </w:r>
           </w:p>
